--- a/backend/Internship_submission/Project Planning Phase/Project Planning Template.docx
+++ b/backend/Internship_submission/Project Planning Phase/Project Planning Template.docx
@@ -2223,7 +2223,7 @@
           <w:between w:space="0" w:sz="0" w:val="nil"/>
         </w:pBdr>
         <w:shd w:fill="ffffff" w:val="clear"/>
-        <w:spacing w:after="0" w:before="0" w:line="240" w:lineRule="auto"/>
+        <w:spacing w:after="300" w:before="0" w:line="240" w:lineRule="auto"/>
         <w:ind w:left="0" w:right="0" w:firstLine="0"/>
         <w:jc w:val="left"/>
         <w:rPr>
@@ -2242,539 +2242,6 @@
           <w:vertAlign w:val="baseline"/>
         </w:rPr>
       </w:pPr>
-      <w:hyperlink r:id="rId10">
-        <w:r>
-          <w:rPr>
-            <w:rFonts w:ascii="Arial" w:cs="Arial" w:eastAsia="Arial" w:hAnsi="Arial"/>
-            <w:b w:val="1"/>
-            <w:bCs w:val="1"/>
-            <w:i w:val="0"/>
-            <w:iCs w:val="0"/>
-            <w:smallCaps w:val="0"/>
-            <w:strike w:val="0"/>
-            <w:color w:val="0563c1"/>
-            <w:sz w:val="22"/>
-            <w:szCs w:val="22"/>
-            <w:u w:val="single"/>
-            <w:shd w:fill="auto" w:val="clear"/>
-            <w:vertAlign w:val="baseline"/>
-            <w:rtl w:val="0"/>
-          </w:rPr>
-          <w:t xml:space="preserve">https://www.visual-paradigm.com/scrum/scrum-burndown-chart/</w:t>
-        </w:r>
-      </w:hyperlink>
-      <w:r>
-        <w:rPr>
-          <w:rtl w:val="0"/>
-        </w:rPr>
-      </w:r>
-    </w:p>
-    <w:p>
-      <w:pPr>
-        <w:keepNext w:val="0"/>
-        <w:keepLines w:val="0"/>
-        <w:pageBreakBefore w:val="0"/>
-        <w:widowControl w:val="1"/>
-        <w:pBdr>
-          <w:top w:space="0" w:sz="0" w:val="nil"/>
-          <w:left w:space="0" w:sz="0" w:val="nil"/>
-          <w:bottom w:space="0" w:sz="0" w:val="nil"/>
-          <w:right w:space="0" w:sz="0" w:val="nil"/>
-          <w:between w:space="0" w:sz="0" w:val="nil"/>
-        </w:pBdr>
-        <w:shd w:fill="ffffff" w:val="clear"/>
-        <w:spacing w:after="0" w:before="0" w:line="240" w:lineRule="auto"/>
-        <w:ind w:left="0" w:right="0" w:firstLine="0"/>
-        <w:jc w:val="left"/>
-        <w:rPr>
-          <w:rFonts w:ascii="Arial" w:cs="Arial" w:eastAsia="Arial" w:hAnsi="Arial"/>
-          <w:b w:val="1"/>
-          <w:bCs w:val="1"/>
-          <w:i w:val="0"/>
-          <w:iCs w:val="0"/>
-          <w:smallCaps w:val="0"/>
-          <w:strike w:val="0"/>
-          <w:color w:val="172b4d"/>
-          <w:sz w:val="22"/>
-          <w:szCs w:val="22"/>
-          <w:u w:val="none"/>
-          <w:shd w:fill="auto" w:val="clear"/>
-          <w:vertAlign w:val="baseline"/>
-        </w:rPr>
-      </w:pPr>
-      <w:hyperlink r:id="rId11">
-        <w:r>
-          <w:rPr>
-            <w:rFonts w:ascii="Arial" w:cs="Arial" w:eastAsia="Arial" w:hAnsi="Arial"/>
-            <w:b w:val="1"/>
-            <w:bCs w:val="1"/>
-            <w:i w:val="0"/>
-            <w:iCs w:val="0"/>
-            <w:smallCaps w:val="0"/>
-            <w:strike w:val="0"/>
-            <w:color w:val="0563c1"/>
-            <w:sz w:val="22"/>
-            <w:szCs w:val="22"/>
-            <w:u w:val="single"/>
-            <w:shd w:fill="auto" w:val="clear"/>
-            <w:vertAlign w:val="baseline"/>
-            <w:rtl w:val="0"/>
-          </w:rPr>
-          <w:t xml:space="preserve">https://www.atlassian.com/agile/tutorials/burndown-charts</w:t>
-        </w:r>
-      </w:hyperlink>
-      <w:r>
-        <w:rPr>
-          <w:rtl w:val="0"/>
-        </w:rPr>
-      </w:r>
-    </w:p>
-    <w:p>
-      <w:pPr>
-        <w:keepNext w:val="0"/>
-        <w:keepLines w:val="0"/>
-        <w:pageBreakBefore w:val="0"/>
-        <w:widowControl w:val="1"/>
-        <w:pBdr>
-          <w:top w:space="0" w:sz="0" w:val="nil"/>
-          <w:left w:space="0" w:sz="0" w:val="nil"/>
-          <w:bottom w:space="0" w:sz="0" w:val="nil"/>
-          <w:right w:space="0" w:sz="0" w:val="nil"/>
-          <w:between w:space="0" w:sz="0" w:val="nil"/>
-        </w:pBdr>
-        <w:shd w:fill="ffffff" w:val="clear"/>
-        <w:spacing w:after="300" w:before="0" w:line="240" w:lineRule="auto"/>
-        <w:ind w:left="0" w:right="0" w:firstLine="0"/>
-        <w:jc w:val="left"/>
-        <w:rPr>
-          <w:rFonts w:ascii="Arial" w:cs="Arial" w:eastAsia="Arial" w:hAnsi="Arial"/>
-          <w:b w:val="1"/>
-          <w:bCs w:val="1"/>
-          <w:i w:val="0"/>
-          <w:iCs w:val="0"/>
-          <w:smallCaps w:val="0"/>
-          <w:strike w:val="0"/>
-          <w:color w:val="172b4d"/>
-          <w:sz w:val="22"/>
-          <w:szCs w:val="22"/>
-          <w:u w:val="none"/>
-          <w:shd w:fill="auto" w:val="clear"/>
-          <w:vertAlign w:val="baseline"/>
-        </w:rPr>
-      </w:pPr>
-      <w:r>
-        <w:rPr>
-          <w:rtl w:val="0"/>
-        </w:rPr>
-      </w:r>
-    </w:p>
-    <w:p>
-      <w:pPr>
-        <w:keepNext w:val="0"/>
-        <w:keepLines w:val="0"/>
-        <w:pageBreakBefore w:val="0"/>
-        <w:widowControl w:val="1"/>
-        <w:pBdr>
-          <w:top w:space="0" w:sz="0" w:val="nil"/>
-          <w:left w:space="0" w:sz="0" w:val="nil"/>
-          <w:bottom w:space="0" w:sz="0" w:val="nil"/>
-          <w:right w:space="0" w:sz="0" w:val="nil"/>
-          <w:between w:space="0" w:sz="0" w:val="nil"/>
-        </w:pBdr>
-        <w:shd w:fill="ffffff" w:val="clear"/>
-        <w:spacing w:after="0" w:before="0" w:line="240" w:lineRule="auto"/>
-        <w:ind w:left="0" w:right="0" w:firstLine="0"/>
-        <w:jc w:val="left"/>
-        <w:rPr>
-          <w:rFonts w:ascii="Arial" w:cs="Arial" w:eastAsia="Arial" w:hAnsi="Arial"/>
-          <w:b w:val="1"/>
-          <w:bCs w:val="1"/>
-          <w:i w:val="0"/>
-          <w:iCs w:val="0"/>
-          <w:smallCaps w:val="0"/>
-          <w:strike w:val="0"/>
-          <w:color w:val="172b4d"/>
-          <w:sz w:val="22"/>
-          <w:szCs w:val="22"/>
-          <w:u w:val="none"/>
-          <w:shd w:fill="auto" w:val="clear"/>
-          <w:vertAlign w:val="baseline"/>
-        </w:rPr>
-      </w:pPr>
-      <w:r>
-        <w:rPr>
-          <w:rFonts w:ascii="Arial" w:cs="Arial" w:eastAsia="Arial" w:hAnsi="Arial"/>
-          <w:b w:val="1"/>
-          <w:bCs w:val="1"/>
-          <w:i w:val="0"/>
-          <w:iCs w:val="0"/>
-          <w:smallCaps w:val="0"/>
-          <w:strike w:val="0"/>
-          <w:color w:val="172b4d"/>
-          <w:sz w:val="22"/>
-          <w:szCs w:val="22"/>
-          <w:u w:val="none"/>
-          <w:shd w:fill="auto" w:val="clear"/>
-          <w:vertAlign w:val="baseline"/>
-          <w:rtl w:val="0"/>
-        </w:rPr>
-        <w:t xml:space="preserve">Reference:</w:t>
-      </w:r>
-    </w:p>
-    <w:p>
-      <w:pPr>
-        <w:keepNext w:val="0"/>
-        <w:keepLines w:val="0"/>
-        <w:pageBreakBefore w:val="0"/>
-        <w:widowControl w:val="1"/>
-        <w:pBdr>
-          <w:top w:space="0" w:sz="0" w:val="nil"/>
-          <w:left w:space="0" w:sz="0" w:val="nil"/>
-          <w:bottom w:space="0" w:sz="0" w:val="nil"/>
-          <w:right w:space="0" w:sz="0" w:val="nil"/>
-          <w:between w:space="0" w:sz="0" w:val="nil"/>
-        </w:pBdr>
-        <w:shd w:fill="ffffff" w:val="clear"/>
-        <w:spacing w:after="0" w:before="0" w:line="240" w:lineRule="auto"/>
-        <w:ind w:left="0" w:right="0" w:firstLine="0"/>
-        <w:jc w:val="left"/>
-        <w:rPr>
-          <w:rFonts w:ascii="Arial" w:cs="Arial" w:eastAsia="Arial" w:hAnsi="Arial"/>
-          <w:b w:val="1"/>
-          <w:bCs w:val="1"/>
-          <w:i w:val="0"/>
-          <w:iCs w:val="0"/>
-          <w:smallCaps w:val="0"/>
-          <w:strike w:val="0"/>
-          <w:color w:val="172b4d"/>
-          <w:sz w:val="22"/>
-          <w:szCs w:val="22"/>
-          <w:u w:val="none"/>
-          <w:shd w:fill="auto" w:val="clear"/>
-          <w:vertAlign w:val="baseline"/>
-        </w:rPr>
-      </w:pPr>
-      <w:hyperlink r:id="rId12">
-        <w:r>
-          <w:rPr>
-            <w:rFonts w:ascii="Arial" w:cs="Arial" w:eastAsia="Arial" w:hAnsi="Arial"/>
-            <w:b w:val="1"/>
-            <w:bCs w:val="1"/>
-            <w:i w:val="0"/>
-            <w:iCs w:val="0"/>
-            <w:smallCaps w:val="0"/>
-            <w:strike w:val="0"/>
-            <w:color w:val="0563c1"/>
-            <w:sz w:val="22"/>
-            <w:szCs w:val="22"/>
-            <w:u w:val="single"/>
-            <w:shd w:fill="auto" w:val="clear"/>
-            <w:vertAlign w:val="baseline"/>
-            <w:rtl w:val="0"/>
-          </w:rPr>
-          <w:t xml:space="preserve">https://www.atlassian.com/agile/project-management</w:t>
-        </w:r>
-      </w:hyperlink>
-      <w:r>
-        <w:rPr>
-          <w:rtl w:val="0"/>
-        </w:rPr>
-      </w:r>
-    </w:p>
-    <w:p>
-      <w:pPr>
-        <w:keepNext w:val="0"/>
-        <w:keepLines w:val="0"/>
-        <w:pageBreakBefore w:val="0"/>
-        <w:widowControl w:val="1"/>
-        <w:pBdr>
-          <w:top w:space="0" w:sz="0" w:val="nil"/>
-          <w:left w:space="0" w:sz="0" w:val="nil"/>
-          <w:bottom w:space="0" w:sz="0" w:val="nil"/>
-          <w:right w:space="0" w:sz="0" w:val="nil"/>
-          <w:between w:space="0" w:sz="0" w:val="nil"/>
-        </w:pBdr>
-        <w:shd w:fill="ffffff" w:val="clear"/>
-        <w:spacing w:after="0" w:before="0" w:line="240" w:lineRule="auto"/>
-        <w:ind w:left="0" w:right="0" w:firstLine="0"/>
-        <w:jc w:val="left"/>
-        <w:rPr>
-          <w:rFonts w:ascii="Arial" w:cs="Arial" w:eastAsia="Arial" w:hAnsi="Arial"/>
-          <w:b w:val="1"/>
-          <w:bCs w:val="1"/>
-          <w:i w:val="0"/>
-          <w:iCs w:val="0"/>
-          <w:smallCaps w:val="0"/>
-          <w:strike w:val="0"/>
-          <w:color w:val="172b4d"/>
-          <w:sz w:val="22"/>
-          <w:szCs w:val="22"/>
-          <w:u w:val="none"/>
-          <w:shd w:fill="auto" w:val="clear"/>
-          <w:vertAlign w:val="baseline"/>
-        </w:rPr>
-      </w:pPr>
-      <w:hyperlink r:id="rId13">
-        <w:r>
-          <w:rPr>
-            <w:rFonts w:ascii="Arial" w:cs="Arial" w:eastAsia="Arial" w:hAnsi="Arial"/>
-            <w:b w:val="1"/>
-            <w:bCs w:val="1"/>
-            <w:i w:val="0"/>
-            <w:iCs w:val="0"/>
-            <w:smallCaps w:val="0"/>
-            <w:strike w:val="0"/>
-            <w:color w:val="0563c1"/>
-            <w:sz w:val="22"/>
-            <w:szCs w:val="22"/>
-            <w:u w:val="single"/>
-            <w:shd w:fill="auto" w:val="clear"/>
-            <w:vertAlign w:val="baseline"/>
-            <w:rtl w:val="0"/>
-          </w:rPr>
-          <w:t xml:space="preserve">https://www.atlassian.com/agile/tutorials/how-to-do-scrum-with-jira-software</w:t>
-        </w:r>
-      </w:hyperlink>
-      <w:r>
-        <w:rPr>
-          <w:rtl w:val="0"/>
-        </w:rPr>
-      </w:r>
-    </w:p>
-    <w:p>
-      <w:pPr>
-        <w:keepNext w:val="0"/>
-        <w:keepLines w:val="0"/>
-        <w:pageBreakBefore w:val="0"/>
-        <w:widowControl w:val="1"/>
-        <w:pBdr>
-          <w:top w:space="0" w:sz="0" w:val="nil"/>
-          <w:left w:space="0" w:sz="0" w:val="nil"/>
-          <w:bottom w:space="0" w:sz="0" w:val="nil"/>
-          <w:right w:space="0" w:sz="0" w:val="nil"/>
-          <w:between w:space="0" w:sz="0" w:val="nil"/>
-        </w:pBdr>
-        <w:shd w:fill="ffffff" w:val="clear"/>
-        <w:spacing w:after="0" w:before="0" w:line="240" w:lineRule="auto"/>
-        <w:ind w:left="0" w:right="0" w:firstLine="0"/>
-        <w:jc w:val="left"/>
-        <w:rPr>
-          <w:rFonts w:ascii="Arial" w:cs="Arial" w:eastAsia="Arial" w:hAnsi="Arial"/>
-          <w:b w:val="1"/>
-          <w:bCs w:val="1"/>
-          <w:i w:val="0"/>
-          <w:iCs w:val="0"/>
-          <w:smallCaps w:val="0"/>
-          <w:strike w:val="0"/>
-          <w:color w:val="172b4d"/>
-          <w:sz w:val="22"/>
-          <w:szCs w:val="22"/>
-          <w:u w:val="none"/>
-          <w:shd w:fill="auto" w:val="clear"/>
-          <w:vertAlign w:val="baseline"/>
-        </w:rPr>
-      </w:pPr>
-      <w:hyperlink r:id="rId14">
-        <w:r>
-          <w:rPr>
-            <w:rFonts w:ascii="Arial" w:cs="Arial" w:eastAsia="Arial" w:hAnsi="Arial"/>
-            <w:b w:val="1"/>
-            <w:bCs w:val="1"/>
-            <w:i w:val="0"/>
-            <w:iCs w:val="0"/>
-            <w:smallCaps w:val="0"/>
-            <w:strike w:val="0"/>
-            <w:color w:val="0563c1"/>
-            <w:sz w:val="22"/>
-            <w:szCs w:val="22"/>
-            <w:u w:val="single"/>
-            <w:shd w:fill="auto" w:val="clear"/>
-            <w:vertAlign w:val="baseline"/>
-            <w:rtl w:val="0"/>
-          </w:rPr>
-          <w:t xml:space="preserve">https://www.atlassian.com/agile/tutorials/epics</w:t>
-        </w:r>
-      </w:hyperlink>
-      <w:r>
-        <w:rPr>
-          <w:rtl w:val="0"/>
-        </w:rPr>
-      </w:r>
-    </w:p>
-    <w:p>
-      <w:pPr>
-        <w:keepNext w:val="0"/>
-        <w:keepLines w:val="0"/>
-        <w:pageBreakBefore w:val="0"/>
-        <w:widowControl w:val="1"/>
-        <w:pBdr>
-          <w:top w:space="0" w:sz="0" w:val="nil"/>
-          <w:left w:space="0" w:sz="0" w:val="nil"/>
-          <w:bottom w:space="0" w:sz="0" w:val="nil"/>
-          <w:right w:space="0" w:sz="0" w:val="nil"/>
-          <w:between w:space="0" w:sz="0" w:val="nil"/>
-        </w:pBdr>
-        <w:shd w:fill="ffffff" w:val="clear"/>
-        <w:spacing w:after="0" w:before="0" w:line="240" w:lineRule="auto"/>
-        <w:ind w:left="0" w:right="0" w:firstLine="0"/>
-        <w:jc w:val="left"/>
-        <w:rPr>
-          <w:rFonts w:ascii="Arial" w:cs="Arial" w:eastAsia="Arial" w:hAnsi="Arial"/>
-          <w:b w:val="1"/>
-          <w:bCs w:val="1"/>
-          <w:i w:val="0"/>
-          <w:iCs w:val="0"/>
-          <w:smallCaps w:val="0"/>
-          <w:strike w:val="0"/>
-          <w:color w:val="172b4d"/>
-          <w:sz w:val="22"/>
-          <w:szCs w:val="22"/>
-          <w:u w:val="none"/>
-          <w:shd w:fill="auto" w:val="clear"/>
-          <w:vertAlign w:val="baseline"/>
-        </w:rPr>
-      </w:pPr>
-      <w:hyperlink r:id="rId15">
-        <w:r>
-          <w:rPr>
-            <w:rFonts w:ascii="Arial" w:cs="Arial" w:eastAsia="Arial" w:hAnsi="Arial"/>
-            <w:b w:val="1"/>
-            <w:bCs w:val="1"/>
-            <w:i w:val="0"/>
-            <w:iCs w:val="0"/>
-            <w:smallCaps w:val="0"/>
-            <w:strike w:val="0"/>
-            <w:color w:val="0563c1"/>
-            <w:sz w:val="22"/>
-            <w:szCs w:val="22"/>
-            <w:u w:val="single"/>
-            <w:shd w:fill="auto" w:val="clear"/>
-            <w:vertAlign w:val="baseline"/>
-            <w:rtl w:val="0"/>
-          </w:rPr>
-          <w:t xml:space="preserve">https://www.atlassian.com/agile/tutorials/sprints</w:t>
-        </w:r>
-      </w:hyperlink>
-      <w:r>
-        <w:rPr>
-          <w:rtl w:val="0"/>
-        </w:rPr>
-      </w:r>
-    </w:p>
-    <w:p>
-      <w:pPr>
-        <w:keepNext w:val="0"/>
-        <w:keepLines w:val="0"/>
-        <w:pageBreakBefore w:val="0"/>
-        <w:widowControl w:val="1"/>
-        <w:pBdr>
-          <w:top w:space="0" w:sz="0" w:val="nil"/>
-          <w:left w:space="0" w:sz="0" w:val="nil"/>
-          <w:bottom w:space="0" w:sz="0" w:val="nil"/>
-          <w:right w:space="0" w:sz="0" w:val="nil"/>
-          <w:between w:space="0" w:sz="0" w:val="nil"/>
-        </w:pBdr>
-        <w:shd w:fill="ffffff" w:val="clear"/>
-        <w:spacing w:after="0" w:before="0" w:line="240" w:lineRule="auto"/>
-        <w:ind w:left="0" w:right="0" w:firstLine="0"/>
-        <w:jc w:val="left"/>
-        <w:rPr>
-          <w:rFonts w:ascii="Arial" w:cs="Arial" w:eastAsia="Arial" w:hAnsi="Arial"/>
-          <w:b w:val="1"/>
-          <w:bCs w:val="1"/>
-          <w:i w:val="0"/>
-          <w:iCs w:val="0"/>
-          <w:smallCaps w:val="0"/>
-          <w:strike w:val="0"/>
-          <w:color w:val="172b4d"/>
-          <w:sz w:val="22"/>
-          <w:szCs w:val="22"/>
-          <w:u w:val="none"/>
-          <w:shd w:fill="auto" w:val="clear"/>
-          <w:vertAlign w:val="baseline"/>
-        </w:rPr>
-      </w:pPr>
-      <w:hyperlink r:id="rId16">
-        <w:r>
-          <w:rPr>
-            <w:rFonts w:ascii="Arial" w:cs="Arial" w:eastAsia="Arial" w:hAnsi="Arial"/>
-            <w:b w:val="1"/>
-            <w:bCs w:val="1"/>
-            <w:i w:val="0"/>
-            <w:iCs w:val="0"/>
-            <w:smallCaps w:val="0"/>
-            <w:strike w:val="0"/>
-            <w:color w:val="0563c1"/>
-            <w:sz w:val="22"/>
-            <w:szCs w:val="22"/>
-            <w:u w:val="single"/>
-            <w:shd w:fill="auto" w:val="clear"/>
-            <w:vertAlign w:val="baseline"/>
-            <w:rtl w:val="0"/>
-          </w:rPr>
-          <w:t xml:space="preserve">https://www.atlassian.com/agile/project-management/estimation</w:t>
-        </w:r>
-      </w:hyperlink>
-      <w:r>
-        <w:rPr>
-          <w:rtl w:val="0"/>
-        </w:rPr>
-      </w:r>
-    </w:p>
-    <w:p>
-      <w:pPr>
-        <w:keepNext w:val="0"/>
-        <w:keepLines w:val="0"/>
-        <w:pageBreakBefore w:val="0"/>
-        <w:widowControl w:val="1"/>
-        <w:pBdr>
-          <w:top w:space="0" w:sz="0" w:val="nil"/>
-          <w:left w:space="0" w:sz="0" w:val="nil"/>
-          <w:bottom w:space="0" w:sz="0" w:val="nil"/>
-          <w:right w:space="0" w:sz="0" w:val="nil"/>
-          <w:between w:space="0" w:sz="0" w:val="nil"/>
-        </w:pBdr>
-        <w:shd w:fill="ffffff" w:val="clear"/>
-        <w:spacing w:after="0" w:before="0" w:line="240" w:lineRule="auto"/>
-        <w:ind w:left="0" w:right="0" w:firstLine="0"/>
-        <w:jc w:val="left"/>
-        <w:rPr>
-          <w:rFonts w:ascii="Arial" w:cs="Arial" w:eastAsia="Arial" w:hAnsi="Arial"/>
-          <w:b w:val="0"/>
-          <w:bCs w:val="0"/>
-          <w:i w:val="0"/>
-          <w:iCs w:val="0"/>
-          <w:smallCaps w:val="0"/>
-          <w:strike w:val="0"/>
-          <w:color w:val="172b4d"/>
-          <w:sz w:val="28"/>
-          <w:szCs w:val="28"/>
-          <w:u w:val="none"/>
-          <w:shd w:fill="auto" w:val="clear"/>
-          <w:vertAlign w:val="baseline"/>
-        </w:rPr>
-      </w:pPr>
-      <w:hyperlink r:id="rId17">
-        <w:r>
-          <w:rPr>
-            <w:rFonts w:ascii="Arial" w:cs="Arial" w:eastAsia="Arial" w:hAnsi="Arial"/>
-            <w:b w:val="1"/>
-            <w:bCs w:val="1"/>
-            <w:i w:val="0"/>
-            <w:iCs w:val="0"/>
-            <w:smallCaps w:val="0"/>
-            <w:strike w:val="0"/>
-            <w:color w:val="0563c1"/>
-            <w:sz w:val="22"/>
-            <w:szCs w:val="22"/>
-            <w:u w:val="single"/>
-            <w:shd w:fill="auto" w:val="clear"/>
-            <w:vertAlign w:val="baseline"/>
-            <w:rtl w:val="0"/>
-          </w:rPr>
-          <w:t xml:space="preserve">https://www.atlassian.com/agile/tutorials/burndown-charts</w:t>
-        </w:r>
-      </w:hyperlink>
       <w:r>
         <w:rPr>
           <w:rtl w:val="0"/>

--- a/backend/Internship_submission/Project Planning Phase/Project Planning Template.docx
+++ b/backend/Internship_submission/Project Planning Phase/Project Planning Template.docx
@@ -180,7 +180,7 @@
           <w:tcPr/>
           <w:p>
             <w:r>
-              <w:t>AeroTrade (Student: Arcot Yashashivini)</w:t>
+              <w:t>shopez_swadeshi (Student: Arcot Yashashivini)</w:t>
             </w:r>
           </w:p>
         </w:tc>
@@ -823,7 +823,7 @@
           <w:tcPr/>
           <w:p>
             <w:r>
-              <w:t>Trading</w:t>
+              <w:t>shopez_swadeshi</w:t>
             </w:r>
           </w:p>
         </w:tc>
